--- a/BTTuan9/BaoCaoKiemThuTuan9.docx
+++ b/BTTuan9/BaoCaoKiemThuTuan9.docx
@@ -13,6 +13,222 @@
           <w:lang w:val="en-US"/>
         </w:rPr>
         <w:t>Bài 1:</w:t>
+      </w:r>
+    </w:p>
+    <w:p>
+      <w:pPr>
+        <w:rPr>
+          <w:lang w:val="en-US"/>
+        </w:rPr>
+      </w:pPr>
+      <w:r>
+        <w:rPr>
+          <w:lang w:val="en-US"/>
+        </w:rPr>
+        <w:drawing>
+          <wp:inline distT="0" distB="0" distL="0" distR="0" wp14:anchorId="2736368E" wp14:editId="5A3E1A3D">
+            <wp:extent cx="5731510" cy="3222625"/>
+            <wp:effectExtent l="0" t="0" r="2540" b="0"/>
+            <wp:docPr id="1" name="Picture 1"/>
+            <wp:cNvGraphicFramePr>
+              <a:graphicFrameLocks xmlns:a="http://schemas.openxmlformats.org/drawingml/2006/main" noChangeAspect="1"/>
+            </wp:cNvGraphicFramePr>
+            <a:graphic xmlns:a="http://schemas.openxmlformats.org/drawingml/2006/main">
+              <a:graphicData uri="http://schemas.openxmlformats.org/drawingml/2006/picture">
+                <pic:pic xmlns:pic="http://schemas.openxmlformats.org/drawingml/2006/picture">
+                  <pic:nvPicPr>
+                    <pic:cNvPr id="1" name=""/>
+                    <pic:cNvPicPr/>
+                  </pic:nvPicPr>
+                  <pic:blipFill>
+                    <a:blip r:embed="rId4"/>
+                    <a:stretch>
+                      <a:fillRect/>
+                    </a:stretch>
+                  </pic:blipFill>
+                  <pic:spPr>
+                    <a:xfrm>
+                      <a:off x="0" y="0"/>
+                      <a:ext cx="5731510" cy="3222625"/>
+                    </a:xfrm>
+                    <a:prstGeom prst="rect">
+                      <a:avLst/>
+                    </a:prstGeom>
+                  </pic:spPr>
+                </pic:pic>
+              </a:graphicData>
+            </a:graphic>
+          </wp:inline>
+        </w:drawing>
+      </w:r>
+    </w:p>
+    <w:p>
+      <w:pPr>
+        <w:rPr>
+          <w:lang w:val="en-US"/>
+        </w:rPr>
+      </w:pPr>
+      <w:r>
+        <w:rPr>
+          <w:lang w:val="en-US"/>
+        </w:rPr>
+        <w:t>Bài 3:</w:t>
+      </w:r>
+      <w:r>
+        <w:rPr>
+          <w:lang w:val="en-US"/>
+        </w:rPr>
+        <w:br/>
+        <w:t>+Chỉ đọc Smoke case:</w:t>
+      </w:r>
+    </w:p>
+    <w:p>
+      <w:pPr>
+        <w:rPr>
+          <w:lang w:val="en-US"/>
+        </w:rPr>
+      </w:pPr>
+      <w:r>
+        <w:rPr>
+          <w:lang w:val="en-US"/>
+        </w:rPr>
+        <w:drawing>
+          <wp:inline distT="0" distB="0" distL="0" distR="0" wp14:anchorId="12AED105" wp14:editId="326CB6A7">
+            <wp:extent cx="5731510" cy="2732405"/>
+            <wp:effectExtent l="0" t="0" r="2540" b="0"/>
+            <wp:docPr id="2" name="Picture 2"/>
+            <wp:cNvGraphicFramePr>
+              <a:graphicFrameLocks xmlns:a="http://schemas.openxmlformats.org/drawingml/2006/main" noChangeAspect="1"/>
+            </wp:cNvGraphicFramePr>
+            <a:graphic xmlns:a="http://schemas.openxmlformats.org/drawingml/2006/main">
+              <a:graphicData uri="http://schemas.openxmlformats.org/drawingml/2006/picture">
+                <pic:pic xmlns:pic="http://schemas.openxmlformats.org/drawingml/2006/picture">
+                  <pic:nvPicPr>
+                    <pic:cNvPr id="1" name=""/>
+                    <pic:cNvPicPr/>
+                  </pic:nvPicPr>
+                  <pic:blipFill>
+                    <a:blip r:embed="rId5"/>
+                    <a:stretch>
+                      <a:fillRect/>
+                    </a:stretch>
+                  </pic:blipFill>
+                  <pic:spPr>
+                    <a:xfrm>
+                      <a:off x="0" y="0"/>
+                      <a:ext cx="5731510" cy="2732405"/>
+                    </a:xfrm>
+                    <a:prstGeom prst="rect">
+                      <a:avLst/>
+                    </a:prstGeom>
+                  </pic:spPr>
+                </pic:pic>
+              </a:graphicData>
+            </a:graphic>
+          </wp:inline>
+        </w:drawing>
+      </w:r>
+      <w:r>
+        <w:rPr>
+          <w:lang w:val="en-US"/>
+        </w:rPr>
+        <w:br/>
+        <w:t>+Đọc tất cả 3 sheet</w:t>
+      </w:r>
+    </w:p>
+    <w:p>
+      <w:pPr>
+        <w:rPr>
+          <w:lang w:val="en-US"/>
+        </w:rPr>
+      </w:pPr>
+      <w:r>
+        <w:rPr>
+          <w:lang w:val="en-US"/>
+        </w:rPr>
+        <w:lastRenderedPageBreak/>
+        <w:drawing>
+          <wp:inline distT="0" distB="0" distL="0" distR="0" wp14:anchorId="7C4A6F21" wp14:editId="36978B94">
+            <wp:extent cx="5731510" cy="2241550"/>
+            <wp:effectExtent l="0" t="0" r="2540" b="6350"/>
+            <wp:docPr id="3" name="Picture 3"/>
+            <wp:cNvGraphicFramePr>
+              <a:graphicFrameLocks xmlns:a="http://schemas.openxmlformats.org/drawingml/2006/main" noChangeAspect="1"/>
+            </wp:cNvGraphicFramePr>
+            <a:graphic xmlns:a="http://schemas.openxmlformats.org/drawingml/2006/main">
+              <a:graphicData uri="http://schemas.openxmlformats.org/drawingml/2006/picture">
+                <pic:pic xmlns:pic="http://schemas.openxmlformats.org/drawingml/2006/picture">
+                  <pic:nvPicPr>
+                    <pic:cNvPr id="1" name=""/>
+                    <pic:cNvPicPr/>
+                  </pic:nvPicPr>
+                  <pic:blipFill>
+                    <a:blip r:embed="rId6"/>
+                    <a:stretch>
+                      <a:fillRect/>
+                    </a:stretch>
+                  </pic:blipFill>
+                  <pic:spPr>
+                    <a:xfrm>
+                      <a:off x="0" y="0"/>
+                      <a:ext cx="5731510" cy="2241550"/>
+                    </a:xfrm>
+                    <a:prstGeom prst="rect">
+                      <a:avLst/>
+                    </a:prstGeom>
+                  </pic:spPr>
+                </pic:pic>
+              </a:graphicData>
+            </a:graphic>
+          </wp:inline>
+        </w:drawing>
+      </w:r>
+    </w:p>
+    <w:p>
+      <w:pPr>
+        <w:rPr>
+          <w:lang w:val="en-US"/>
+        </w:rPr>
+      </w:pPr>
+      <w:r>
+        <w:rPr>
+          <w:lang w:val="en-US"/>
+        </w:rPr>
+        <w:drawing>
+          <wp:inline distT="0" distB="0" distL="0" distR="0" wp14:anchorId="233D2267" wp14:editId="49A710DE">
+            <wp:extent cx="5731510" cy="2995930"/>
+            <wp:effectExtent l="0" t="0" r="2540" b="0"/>
+            <wp:docPr id="4" name="Picture 4"/>
+            <wp:cNvGraphicFramePr>
+              <a:graphicFrameLocks xmlns:a="http://schemas.openxmlformats.org/drawingml/2006/main" noChangeAspect="1"/>
+            </wp:cNvGraphicFramePr>
+            <a:graphic xmlns:a="http://schemas.openxmlformats.org/drawingml/2006/main">
+              <a:graphicData uri="http://schemas.openxmlformats.org/drawingml/2006/picture">
+                <pic:pic xmlns:pic="http://schemas.openxmlformats.org/drawingml/2006/picture">
+                  <pic:nvPicPr>
+                    <pic:cNvPr id="1" name=""/>
+                    <pic:cNvPicPr/>
+                  </pic:nvPicPr>
+                  <pic:blipFill>
+                    <a:blip r:embed="rId7"/>
+                    <a:stretch>
+                      <a:fillRect/>
+                    </a:stretch>
+                  </pic:blipFill>
+                  <pic:spPr>
+                    <a:xfrm>
+                      <a:off x="0" y="0"/>
+                      <a:ext cx="5731510" cy="2995930"/>
+                    </a:xfrm>
+                    <a:prstGeom prst="rect">
+                      <a:avLst/>
+                    </a:prstGeom>
+                  </pic:spPr>
+                </pic:pic>
+              </a:graphicData>
+            </a:graphic>
+          </wp:inline>
+        </w:drawing>
       </w:r>
     </w:p>
     <w:sectPr>
